--- a/defense/docs/front_matter/TABLE_OF_CONTENTS_KZ_GOST_2026-08-20.docx
+++ b/defense/docs/front_matter/TABLE_OF_CONTENTS_KZ_GOST_2026-08-20.docx
@@ -790,7 +790,7 @@
           <w:u w:val="none"/>
         </w:rPr>
         <w:tab/>
-        <w:t>71</w:t>
+        <w:t>70</w:t>
       </w:r>
     </w:p>
     <w:p>
@@ -852,7 +852,7 @@
           <w:u w:val="none"/>
         </w:rPr>
         <w:tab/>
-        <w:t>80</w:t>
+        <w:t>79</w:t>
       </w:r>
     </w:p>
     <w:p>
@@ -914,7 +914,7 @@
           <w:u w:val="none"/>
         </w:rPr>
         <w:tab/>
-        <w:t>87</w:t>
+        <w:t>86</w:t>
       </w:r>
     </w:p>
     <w:p>
